--- a/phase wise documents/Ideation Phase-(1)/Ideation Phase/Empathy Map Canvas(1).docx
+++ b/phase wise documents/Ideation Phase-(1)/Ideation Phase/Empathy Map Canvas(1).docx
@@ -129,7 +129,7 @@
                 <w:rFonts w:ascii="Calibri" w:cs="Calibri" w:eastAsia="Calibri" w:hAnsi="Calibri"/>
                 <w:rtl w:val="0"/>
               </w:rPr>
-              <w:t xml:space="preserve">31 January 2025</w:t>
+              <w:t xml:space="preserve">08 October 2026</w:t>
             </w:r>
           </w:p>
         </w:tc>
@@ -162,12 +162,19 @@
             <w:pPr>
               <w:rPr>
                 <w:rFonts w:ascii="Calibri" w:cs="Calibri" w:eastAsia="Calibri" w:hAnsi="Calibri"/>
+                <w:b w:val="1"/>
+                <w:sz w:val="22"/>
+                <w:szCs w:val="22"/>
               </w:rPr>
             </w:pPr>
             <w:r>
               <w:rPr>
-                <w:rtl w:val="0"/>
-              </w:rPr>
+                <w:rFonts w:ascii="Calibri" w:cs="Calibri" w:eastAsia="Calibri" w:hAnsi="Calibri"/>
+                <w:b w:val="1"/>
+                <w:sz w:val="22"/>
+                <w:szCs w:val="22"/>
+              </w:rPr>
+              <w:t xml:space="preserve">SWUID2026235621</w:t>
             </w:r>
           </w:p>
         </w:tc>
@@ -201,14 +208,19 @@
             <w:pPr>
               <w:rPr>
                 <w:rFonts w:ascii="Calibri" w:cs="Calibri" w:eastAsia="Calibri" w:hAnsi="Calibri"/>
+                <w:b w:val="1"/>
+                <w:sz w:val="22"/>
+                <w:szCs w:val="22"/>
               </w:rPr>
             </w:pPr>
             <w:r>
               <w:rPr>
                 <w:rFonts w:ascii="Calibri" w:cs="Calibri" w:eastAsia="Calibri" w:hAnsi="Calibri"/>
-                <w:rtl w:val="0"/>
-              </w:rPr>
-              <w:t xml:space="preserve">Freelance Finder</w:t>
+                <w:b w:val="1"/>
+                <w:sz w:val="22"/>
+                <w:szCs w:val="22"/>
+              </w:rPr>
+              <w:t xml:space="preserve">iMovies - Cinema Booking Platform</w:t>
             </w:r>
           </w:p>
         </w:tc>
@@ -313,7 +325,7 @@
           <w:szCs w:val="24"/>
           <w:rtl w:val="0"/>
         </w:rPr>
-        <w:t xml:space="preserve">Understand the needs, frustrations, and behaviors of freelance professionals s</w:t>
+        <w:t xml:space="preserve">Understand the needs, frustrations, and behaviors of moviegoers and cinema enthusiasts seeking seamless showtime discovery and instant ticket booking through iMovies - Cinema Booking Platform.</w:t>
       </w:r>
       <w:r>
         <w:rPr>
@@ -357,7 +369,7 @@
           <w:rFonts w:ascii="Calibri" w:cs="Calibri" w:eastAsia="Calibri" w:hAnsi="Calibri"/>
           <w:rtl w:val="0"/>
         </w:rPr>
-        <w:t xml:space="preserve">s</w:t>
+        <w:t xml:space="preserve"/>
       </w:r>
       <w:r>
         <w:rPr>
@@ -367,7 +379,7 @@
           <w:szCs w:val="24"/>
           <w:rtl w:val="0"/>
         </w:rPr>
-        <w:t xml:space="preserve">eeking consistent work through a platform like Freelance Finder.</w:t>
+        <w:t xml:space="preserve"/>
       </w:r>
     </w:p>
     <w:p>
